--- a/public/template/REFC-template.docx
+++ b/public/template/REFC-template.docx
@@ -18,24 +18,24 @@
       <w:tblGrid>
         <w:gridCol w:w="921"/>
         <w:gridCol w:w="1008"/>
-        <w:gridCol w:w="745"/>
-        <w:gridCol w:w="656"/>
+        <w:gridCol w:w="744"/>
+        <w:gridCol w:w="657"/>
         <w:gridCol w:w="535"/>
         <w:gridCol w:w="1336"/>
-        <w:gridCol w:w="25"/>
-        <w:gridCol w:w="160"/>
-        <w:gridCol w:w="293"/>
+        <w:gridCol w:w="24"/>
+        <w:gridCol w:w="161"/>
+        <w:gridCol w:w="292"/>
         <w:gridCol w:w="120"/>
         <w:gridCol w:w="769"/>
-        <w:gridCol w:w="518"/>
-        <w:gridCol w:w="122"/>
+        <w:gridCol w:w="83"/>
+        <w:gridCol w:w="557"/>
         <w:gridCol w:w="129"/>
-        <w:gridCol w:w="808"/>
-        <w:gridCol w:w="138"/>
-        <w:gridCol w:w="245"/>
+        <w:gridCol w:w="809"/>
+        <w:gridCol w:w="43"/>
+        <w:gridCol w:w="340"/>
         <w:gridCol w:w="118"/>
-        <w:gridCol w:w="660"/>
-        <w:gridCol w:w="853"/>
+        <w:gridCol w:w="659"/>
+        <w:gridCol w:w="854"/>
       </w:tblGrid>
       <w:tr>
         <w:trPr>
@@ -233,7 +233,7 @@
         </w:tc>
         <w:tc>
           <w:tcPr>
-            <w:tcW w:w="5157" w:type="dxa"/>
+            <w:tcW w:w="4721" w:type="dxa"/>
             <w:gridSpan w:val="10"/>
             <w:tcBorders>
               <w:top w:val="single" w:sz="12" w:space="0" w:color="000000"/>
@@ -274,7 +274,7 @@
         </w:tc>
         <w:tc>
           <w:tcPr>
-            <w:tcW w:w="1560" w:type="dxa"/>
+            <w:tcW w:w="1996" w:type="dxa"/>
             <w:gridSpan w:val="6"/>
             <w:tcBorders>
               <w:top w:val="single" w:sz="12" w:space="0" w:color="000000"/>
@@ -360,7 +360,7 @@
         </w:trPr>
         <w:tc>
           <w:tcPr>
-            <w:tcW w:w="7086" w:type="dxa"/>
+            <w:tcW w:w="6650" w:type="dxa"/>
             <w:gridSpan w:val="12"/>
             <w:tcBorders>
               <w:top w:val="single" w:sz="12" w:space="0" w:color="000000"/>
@@ -387,7 +387,7 @@
         </w:tc>
         <w:tc>
           <w:tcPr>
-            <w:tcW w:w="3073" w:type="dxa"/>
+            <w:tcW w:w="3509" w:type="dxa"/>
             <w:gridSpan w:val="8"/>
             <w:tcBorders>
               <w:top w:val="single" w:sz="12" w:space="0" w:color="000000"/>
@@ -433,7 +433,7 @@
         </w:trPr>
         <w:tc>
           <w:tcPr>
-            <w:tcW w:w="2674" w:type="dxa"/>
+            <w:tcW w:w="2673" w:type="dxa"/>
             <w:gridSpan w:val="3"/>
             <w:vMerge w:val="restart"/>
             <w:tcBorders>
@@ -476,7 +476,7 @@
         </w:tc>
         <w:tc>
           <w:tcPr>
-            <w:tcW w:w="1191" w:type="dxa"/>
+            <w:tcW w:w="1192" w:type="dxa"/>
             <w:gridSpan w:val="2"/>
             <w:vMerge w:val="restart"/>
             <w:tcBorders>
@@ -519,7 +519,7 @@
         </w:tc>
         <w:tc>
           <w:tcPr>
-            <w:tcW w:w="2703" w:type="dxa"/>
+            <w:tcW w:w="2702" w:type="dxa"/>
             <w:gridSpan w:val="6"/>
             <w:tcBorders>
               <w:top w:val="single" w:sz="12" w:space="0" w:color="000000"/>
@@ -533,9 +533,7 @@
             <w:pPr>
               <w:pStyle w:val="Normal"/>
               <w:jc w:val="center"/>
-              <w:rPr>
-                <w:sz w:val="18"/>
-              </w:rPr>
+              <w:rPr/>
             </w:pPr>
             <w:r>
               <w:rPr>
@@ -561,9 +559,7 @@
             <w:pPr>
               <w:pStyle w:val="Normal"/>
               <w:jc w:val="center"/>
-              <w:rPr>
-                <w:sz w:val="18"/>
-              </w:rPr>
+              <w:rPr/>
             </w:pPr>
             <w:r>
               <w:rPr>
@@ -589,9 +585,7 @@
             <w:pPr>
               <w:pStyle w:val="Normal"/>
               <w:jc w:val="center"/>
-              <w:rPr>
-                <w:sz w:val="18"/>
-              </w:rPr>
+              <w:rPr/>
             </w:pPr>
             <w:r>
               <w:rPr>
@@ -603,7 +597,7 @@
         </w:tc>
         <w:tc>
           <w:tcPr>
-            <w:tcW w:w="853" w:type="dxa"/>
+            <w:tcW w:w="854" w:type="dxa"/>
             <w:tcBorders>
               <w:top w:val="single" w:sz="12" w:space="0" w:color="000000"/>
               <w:left w:val="single" w:sz="12" w:space="0" w:color="000000"/>
@@ -614,9 +608,8 @@
           <w:p>
             <w:pPr>
               <w:pStyle w:val="Normal"/>
-              <w:rPr>
-                <w:sz w:val="18"/>
-              </w:rPr>
+              <w:jc w:val="center"/>
+              <w:rPr/>
             </w:pPr>
             <w:r>
               <w:rPr>
@@ -634,7 +627,7 @@
         </w:trPr>
         <w:tc>
           <w:tcPr>
-            <w:tcW w:w="2674" w:type="dxa"/>
+            <w:tcW w:w="2673" w:type="dxa"/>
             <w:gridSpan w:val="3"/>
             <w:vMerge w:val="continue"/>
             <w:tcBorders>
@@ -656,7 +649,7 @@
         </w:tc>
         <w:tc>
           <w:tcPr>
-            <w:tcW w:w="1191" w:type="dxa"/>
+            <w:tcW w:w="1192" w:type="dxa"/>
             <w:gridSpan w:val="2"/>
             <w:vMerge w:val="continue"/>
             <w:tcBorders>
@@ -678,7 +671,7 @@
         </w:tc>
         <w:tc>
           <w:tcPr>
-            <w:tcW w:w="2703" w:type="dxa"/>
+            <w:tcW w:w="2702" w:type="dxa"/>
             <w:gridSpan w:val="6"/>
             <w:tcBorders>
               <w:top w:val="single" w:sz="12" w:space="0" w:color="000000"/>
@@ -692,9 +685,7 @@
             <w:pPr>
               <w:pStyle w:val="Normal"/>
               <w:jc w:val="center"/>
-              <w:rPr>
-                <w:sz w:val="18"/>
-              </w:rPr>
+              <w:rPr/>
             </w:pPr>
             <w:r>
               <w:rPr>
@@ -720,9 +711,7 @@
             <w:pPr>
               <w:pStyle w:val="Normal"/>
               <w:jc w:val="center"/>
-              <w:rPr>
-                <w:sz w:val="18"/>
-              </w:rPr>
+              <w:rPr/>
             </w:pPr>
             <w:r>
               <w:rPr>
@@ -748,9 +737,7 @@
             <w:pPr>
               <w:pStyle w:val="Normal"/>
               <w:jc w:val="center"/>
-              <w:rPr>
-                <w:sz w:val="18"/>
-              </w:rPr>
+              <w:rPr/>
             </w:pPr>
             <w:r>
               <w:rPr>
@@ -762,7 +749,7 @@
         </w:tc>
         <w:tc>
           <w:tcPr>
-            <w:tcW w:w="853" w:type="dxa"/>
+            <w:tcW w:w="854" w:type="dxa"/>
             <w:tcBorders>
               <w:top w:val="single" w:sz="12" w:space="0" w:color="000000"/>
               <w:left w:val="single" w:sz="12" w:space="0" w:color="000000"/>
@@ -773,9 +760,8 @@
           <w:p>
             <w:pPr>
               <w:pStyle w:val="Normal"/>
-              <w:rPr>
-                <w:sz w:val="18"/>
-              </w:rPr>
+              <w:jc w:val="center"/>
+              <w:rPr/>
             </w:pPr>
             <w:r>
               <w:rPr>
@@ -792,7 +778,7 @@
         </w:trPr>
         <w:tc>
           <w:tcPr>
-            <w:tcW w:w="2674" w:type="dxa"/>
+            <w:tcW w:w="2673" w:type="dxa"/>
             <w:gridSpan w:val="3"/>
             <w:tcBorders>
               <w:top w:val="single" w:sz="12" w:space="0" w:color="000000"/>
@@ -819,7 +805,7 @@
         </w:tc>
         <w:tc>
           <w:tcPr>
-            <w:tcW w:w="1191" w:type="dxa"/>
+            <w:tcW w:w="1192" w:type="dxa"/>
             <w:gridSpan w:val="2"/>
             <w:tcBorders>
               <w:top w:val="single" w:sz="12" w:space="0" w:color="000000"/>
@@ -831,6 +817,7 @@
           <w:p>
             <w:pPr>
               <w:pStyle w:val="Normal"/>
+              <w:jc w:val="center"/>
               <w:rPr>
                 <w:sz w:val="18"/>
               </w:rPr>
@@ -843,7 +830,7 @@
         </w:tc>
         <w:tc>
           <w:tcPr>
-            <w:tcW w:w="2703" w:type="dxa"/>
+            <w:tcW w:w="2702" w:type="dxa"/>
             <w:gridSpan w:val="6"/>
             <w:tcBorders>
               <w:top w:val="single" w:sz="12" w:space="0" w:color="000000"/>
@@ -857,9 +844,7 @@
             <w:pPr>
               <w:pStyle w:val="Normal"/>
               <w:jc w:val="center"/>
-              <w:rPr>
-                <w:sz w:val="18"/>
-              </w:rPr>
+              <w:rPr/>
             </w:pPr>
             <w:r>
               <w:rPr>
@@ -885,9 +870,7 @@
             <w:pPr>
               <w:pStyle w:val="Normal"/>
               <w:jc w:val="center"/>
-              <w:rPr>
-                <w:sz w:val="18"/>
-              </w:rPr>
+              <w:rPr/>
             </w:pPr>
             <w:r>
               <w:rPr>
@@ -913,9 +896,7 @@
             <w:pPr>
               <w:pStyle w:val="Normal"/>
               <w:jc w:val="center"/>
-              <w:rPr>
-                <w:sz w:val="18"/>
-              </w:rPr>
+              <w:rPr/>
             </w:pPr>
             <w:r>
               <w:rPr>
@@ -927,7 +908,7 @@
         </w:tc>
         <w:tc>
           <w:tcPr>
-            <w:tcW w:w="853" w:type="dxa"/>
+            <w:tcW w:w="854" w:type="dxa"/>
             <w:tcBorders>
               <w:top w:val="single" w:sz="12" w:space="0" w:color="000000"/>
               <w:left w:val="single" w:sz="12" w:space="0" w:color="000000"/>
@@ -938,9 +919,8 @@
           <w:p>
             <w:pPr>
               <w:pStyle w:val="Normal"/>
-              <w:rPr>
-                <w:sz w:val="18"/>
-              </w:rPr>
+              <w:jc w:val="center"/>
+              <w:rPr/>
             </w:pPr>
             <w:r>
               <w:rPr>
@@ -1354,9 +1334,8 @@
           <w:p>
             <w:pPr>
               <w:pStyle w:val="Normal"/>
-              <w:rPr>
-                <w:sz w:val="18"/>
-              </w:rPr>
+              <w:jc w:val="center"/>
+              <w:rPr/>
             </w:pPr>
             <w:r>
               <w:rPr>
@@ -1368,7 +1347,7 @@
         </w:tc>
         <w:tc>
           <w:tcPr>
-            <w:tcW w:w="478" w:type="dxa"/>
+            <w:tcW w:w="477" w:type="dxa"/>
             <w:gridSpan w:val="3"/>
             <w:tcBorders>
               <w:top w:val="single" w:sz="12" w:space="0" w:color="000000"/>
@@ -1396,7 +1375,7 @@
         </w:tc>
         <w:tc>
           <w:tcPr>
-            <w:tcW w:w="2604" w:type="dxa"/>
+            <w:tcW w:w="2510" w:type="dxa"/>
             <w:gridSpan w:val="7"/>
             <w:tcBorders>
               <w:top w:val="single" w:sz="12" w:space="0" w:color="000000"/>
@@ -1424,7 +1403,7 @@
         </w:tc>
         <w:tc>
           <w:tcPr>
-            <w:tcW w:w="1876" w:type="dxa"/>
+            <w:tcW w:w="1971" w:type="dxa"/>
             <w:gridSpan w:val="4"/>
             <w:tcBorders>
               <w:top w:val="single" w:sz="12" w:space="0" w:color="000000"/>
@@ -1437,10 +1416,8 @@
           <w:p>
             <w:pPr>
               <w:pStyle w:val="Normal"/>
-              <w:jc w:val="both"/>
-              <w:rPr>
-                <w:sz w:val="18"/>
-              </w:rPr>
+              <w:jc w:val="center"/>
+              <w:rPr/>
             </w:pPr>
             <w:r>
               <w:rPr>
@@ -1525,9 +1502,8 @@
           <w:p>
             <w:pPr>
               <w:pStyle w:val="Normal"/>
-              <w:rPr>
-                <w:sz w:val="18"/>
-              </w:rPr>
+              <w:jc w:val="center"/>
+              <w:rPr/>
             </w:pPr>
             <w:r>
               <w:rPr>
@@ -1539,7 +1515,7 @@
         </w:tc>
         <w:tc>
           <w:tcPr>
-            <w:tcW w:w="3082" w:type="dxa"/>
+            <w:tcW w:w="2987" w:type="dxa"/>
             <w:gridSpan w:val="10"/>
             <w:tcBorders>
               <w:top w:val="single" w:sz="12" w:space="0" w:color="000000"/>
@@ -1597,7 +1573,7 @@
         </w:tc>
         <w:tc>
           <w:tcPr>
-            <w:tcW w:w="1876" w:type="dxa"/>
+            <w:tcW w:w="1971" w:type="dxa"/>
             <w:gridSpan w:val="4"/>
             <w:tcBorders>
               <w:top w:val="single" w:sz="12" w:space="0" w:color="000000"/>
@@ -1611,9 +1587,8 @@
           <w:p>
             <w:pPr>
               <w:pStyle w:val="Normal"/>
-              <w:rPr>
-                <w:sz w:val="18"/>
-              </w:rPr>
+              <w:jc w:val="center"/>
+              <w:rPr/>
             </w:pPr>
             <w:r>
               <w:rPr>
@@ -1698,9 +1673,8 @@
           <w:p>
             <w:pPr>
               <w:pStyle w:val="Normal"/>
-              <w:rPr>
-                <w:sz w:val="18"/>
-              </w:rPr>
+              <w:jc w:val="center"/>
+              <w:rPr/>
             </w:pPr>
             <w:r>
               <w:rPr>
@@ -1712,7 +1686,7 @@
         </w:tc>
         <w:tc>
           <w:tcPr>
-            <w:tcW w:w="478" w:type="dxa"/>
+            <w:tcW w:w="477" w:type="dxa"/>
             <w:gridSpan w:val="3"/>
             <w:tcBorders>
               <w:top w:val="single" w:sz="12" w:space="0" w:color="000000"/>
@@ -1740,7 +1714,7 @@
         </w:tc>
         <w:tc>
           <w:tcPr>
-            <w:tcW w:w="2604" w:type="dxa"/>
+            <w:tcW w:w="2510" w:type="dxa"/>
             <w:gridSpan w:val="7"/>
             <w:tcBorders>
               <w:top w:val="single" w:sz="12" w:space="0" w:color="000000"/>
@@ -1768,7 +1742,7 @@
         </w:tc>
         <w:tc>
           <w:tcPr>
-            <w:tcW w:w="1876" w:type="dxa"/>
+            <w:tcW w:w="1971" w:type="dxa"/>
             <w:gridSpan w:val="4"/>
             <w:tcBorders>
               <w:top w:val="single" w:sz="12" w:space="0" w:color="000000"/>
@@ -1781,10 +1755,8 @@
           <w:p>
             <w:pPr>
               <w:pStyle w:val="Normal"/>
-              <w:jc w:val="both"/>
-              <w:rPr>
-                <w:sz w:val="18"/>
-              </w:rPr>
+              <w:jc w:val="center"/>
+              <w:rPr/>
             </w:pPr>
             <w:r>
               <w:rPr>
@@ -1889,7 +1861,7 @@
         </w:tc>
         <w:tc>
           <w:tcPr>
-            <w:tcW w:w="4878" w:type="dxa"/>
+            <w:tcW w:w="4877" w:type="dxa"/>
             <w:gridSpan w:val="9"/>
             <w:tcBorders>
               <w:top w:val="single" w:sz="18" w:space="0" w:color="000000"/>
@@ -1949,7 +1921,7 @@
         </w:tc>
         <w:tc>
           <w:tcPr>
-            <w:tcW w:w="937" w:type="dxa"/>
+            <w:tcW w:w="938" w:type="dxa"/>
             <w:gridSpan w:val="2"/>
             <w:tcBorders>
               <w:top w:val="single" w:sz="18" w:space="0" w:color="000000"/>
@@ -2050,7 +2022,7 @@
         </w:tc>
         <w:tc>
           <w:tcPr>
-            <w:tcW w:w="4878" w:type="dxa"/>
+            <w:tcW w:w="4877" w:type="dxa"/>
             <w:gridSpan w:val="9"/>
             <w:tcBorders>
               <w:top w:val="single" w:sz="12" w:space="0" w:color="000000"/>
@@ -2065,9 +2037,7 @@
               <w:pStyle w:val="Normal"/>
               <w:spacing w:before="0" w:after="0"/>
               <w:jc w:val="center"/>
-              <w:rPr>
-                <w:sz w:val="16"/>
-              </w:rPr>
+              <w:rPr/>
             </w:pPr>
             <w:r>
               <w:rPr>
@@ -2111,7 +2081,7 @@
         </w:tc>
         <w:tc>
           <w:tcPr>
-            <w:tcW w:w="937" w:type="dxa"/>
+            <w:tcW w:w="938" w:type="dxa"/>
             <w:gridSpan w:val="2"/>
             <w:tcBorders>
               <w:top w:val="single" w:sz="12" w:space="0" w:color="000000"/>
@@ -2158,9 +2128,7 @@
               <w:pStyle w:val="Normal"/>
               <w:spacing w:before="0" w:after="0"/>
               <w:jc w:val="center"/>
-              <w:rPr>
-                <w:sz w:val="16"/>
-              </w:rPr>
+              <w:rPr/>
             </w:pPr>
             <w:r>
               <w:rPr>
@@ -2209,7 +2177,7 @@
         </w:tc>
         <w:tc>
           <w:tcPr>
-            <w:tcW w:w="4878" w:type="dxa"/>
+            <w:tcW w:w="4877" w:type="dxa"/>
             <w:gridSpan w:val="9"/>
             <w:tcBorders>
               <w:top w:val="single" w:sz="12" w:space="0" w:color="000000"/>
@@ -2224,9 +2192,7 @@
               <w:pStyle w:val="Normal"/>
               <w:spacing w:before="0" w:after="0"/>
               <w:jc w:val="center"/>
-              <w:rPr>
-                <w:sz w:val="16"/>
-              </w:rPr>
+              <w:rPr/>
             </w:pPr>
             <w:r>
               <w:rPr>
@@ -2270,7 +2236,7 @@
         </w:tc>
         <w:tc>
           <w:tcPr>
-            <w:tcW w:w="937" w:type="dxa"/>
+            <w:tcW w:w="938" w:type="dxa"/>
             <w:gridSpan w:val="2"/>
             <w:tcBorders>
               <w:top w:val="single" w:sz="12" w:space="0" w:color="000000"/>
@@ -2317,9 +2283,7 @@
               <w:pStyle w:val="Normal"/>
               <w:spacing w:before="0" w:after="0"/>
               <w:jc w:val="center"/>
-              <w:rPr>
-                <w:sz w:val="16"/>
-              </w:rPr>
+              <w:rPr/>
             </w:pPr>
             <w:r>
               <w:rPr>
@@ -2368,7 +2332,7 @@
         </w:tc>
         <w:tc>
           <w:tcPr>
-            <w:tcW w:w="4878" w:type="dxa"/>
+            <w:tcW w:w="4877" w:type="dxa"/>
             <w:gridSpan w:val="9"/>
             <w:tcBorders>
               <w:top w:val="single" w:sz="12" w:space="0" w:color="000000"/>
@@ -2382,9 +2346,7 @@
             <w:pPr>
               <w:pStyle w:val="Normal"/>
               <w:jc w:val="center"/>
-              <w:rPr>
-                <w:sz w:val="16"/>
-              </w:rPr>
+              <w:rPr/>
             </w:pPr>
             <w:r>
               <w:rPr>
@@ -2428,7 +2390,7 @@
         </w:tc>
         <w:tc>
           <w:tcPr>
-            <w:tcW w:w="937" w:type="dxa"/>
+            <w:tcW w:w="938" w:type="dxa"/>
             <w:gridSpan w:val="2"/>
             <w:tcBorders>
               <w:top w:val="single" w:sz="12" w:space="0" w:color="000000"/>
@@ -2475,9 +2437,7 @@
               <w:pStyle w:val="Normal"/>
               <w:spacing w:before="0" w:after="0"/>
               <w:jc w:val="center"/>
-              <w:rPr>
-                <w:sz w:val="16"/>
-              </w:rPr>
+              <w:rPr/>
             </w:pPr>
             <w:r>
               <w:rPr>
@@ -2526,7 +2486,7 @@
         </w:tc>
         <w:tc>
           <w:tcPr>
-            <w:tcW w:w="4878" w:type="dxa"/>
+            <w:tcW w:w="4877" w:type="dxa"/>
             <w:gridSpan w:val="9"/>
             <w:tcBorders>
               <w:top w:val="single" w:sz="12" w:space="0" w:color="000000"/>
@@ -2540,9 +2500,7 @@
             <w:pPr>
               <w:pStyle w:val="Normal"/>
               <w:jc w:val="center"/>
-              <w:rPr>
-                <w:sz w:val="16"/>
-              </w:rPr>
+              <w:rPr/>
             </w:pPr>
             <w:r>
               <w:rPr>
@@ -2586,7 +2544,7 @@
         </w:tc>
         <w:tc>
           <w:tcPr>
-            <w:tcW w:w="937" w:type="dxa"/>
+            <w:tcW w:w="938" w:type="dxa"/>
             <w:gridSpan w:val="2"/>
             <w:tcBorders>
               <w:top w:val="single" w:sz="12" w:space="0" w:color="000000"/>
@@ -2633,9 +2591,7 @@
               <w:pStyle w:val="Normal"/>
               <w:spacing w:before="0" w:after="0"/>
               <w:jc w:val="center"/>
-              <w:rPr>
-                <w:sz w:val="16"/>
-              </w:rPr>
+              <w:rPr/>
             </w:pPr>
             <w:r>
               <w:rPr>
@@ -2684,7 +2640,7 @@
         </w:tc>
         <w:tc>
           <w:tcPr>
-            <w:tcW w:w="4878" w:type="dxa"/>
+            <w:tcW w:w="4877" w:type="dxa"/>
             <w:gridSpan w:val="9"/>
             <w:tcBorders>
               <w:top w:val="single" w:sz="12" w:space="0" w:color="000000"/>
@@ -2698,9 +2654,7 @@
             <w:pPr>
               <w:pStyle w:val="Normal"/>
               <w:jc w:val="center"/>
-              <w:rPr>
-                <w:sz w:val="16"/>
-              </w:rPr>
+              <w:rPr/>
             </w:pPr>
             <w:r>
               <w:rPr>
@@ -2744,7 +2698,7 @@
         </w:tc>
         <w:tc>
           <w:tcPr>
-            <w:tcW w:w="937" w:type="dxa"/>
+            <w:tcW w:w="938" w:type="dxa"/>
             <w:gridSpan w:val="2"/>
             <w:tcBorders>
               <w:top w:val="single" w:sz="12" w:space="0" w:color="000000"/>
@@ -2791,9 +2745,7 @@
               <w:pStyle w:val="Normal"/>
               <w:spacing w:before="0" w:after="0"/>
               <w:jc w:val="center"/>
-              <w:rPr>
-                <w:sz w:val="16"/>
-              </w:rPr>
+              <w:rPr/>
             </w:pPr>
             <w:r>
               <w:rPr>
@@ -2842,7 +2794,7 @@
         </w:tc>
         <w:tc>
           <w:tcPr>
-            <w:tcW w:w="4878" w:type="dxa"/>
+            <w:tcW w:w="4877" w:type="dxa"/>
             <w:gridSpan w:val="9"/>
             <w:tcBorders>
               <w:top w:val="single" w:sz="12" w:space="0" w:color="000000"/>
@@ -2856,9 +2808,7 @@
             <w:pPr>
               <w:pStyle w:val="Normal"/>
               <w:jc w:val="center"/>
-              <w:rPr>
-                <w:sz w:val="16"/>
-              </w:rPr>
+              <w:rPr/>
             </w:pPr>
             <w:r>
               <w:rPr>
@@ -2902,7 +2852,7 @@
         </w:tc>
         <w:tc>
           <w:tcPr>
-            <w:tcW w:w="937" w:type="dxa"/>
+            <w:tcW w:w="938" w:type="dxa"/>
             <w:gridSpan w:val="2"/>
             <w:tcBorders>
               <w:top w:val="single" w:sz="12" w:space="0" w:color="000000"/>
@@ -2949,9 +2899,7 @@
               <w:pStyle w:val="Normal"/>
               <w:spacing w:before="0" w:after="0"/>
               <w:jc w:val="center"/>
-              <w:rPr>
-                <w:sz w:val="16"/>
-              </w:rPr>
+              <w:rPr/>
             </w:pPr>
             <w:r>
               <w:rPr>
@@ -3000,7 +2948,7 @@
         </w:tc>
         <w:tc>
           <w:tcPr>
-            <w:tcW w:w="4878" w:type="dxa"/>
+            <w:tcW w:w="4877" w:type="dxa"/>
             <w:gridSpan w:val="9"/>
             <w:tcBorders>
               <w:top w:val="single" w:sz="12" w:space="0" w:color="000000"/>
@@ -3014,9 +2962,7 @@
             <w:pPr>
               <w:pStyle w:val="Normal"/>
               <w:jc w:val="center"/>
-              <w:rPr>
-                <w:sz w:val="16"/>
-              </w:rPr>
+              <w:rPr/>
             </w:pPr>
             <w:r>
               <w:rPr>
@@ -3060,7 +3006,7 @@
         </w:tc>
         <w:tc>
           <w:tcPr>
-            <w:tcW w:w="937" w:type="dxa"/>
+            <w:tcW w:w="938" w:type="dxa"/>
             <w:gridSpan w:val="2"/>
             <w:tcBorders>
               <w:top w:val="single" w:sz="12" w:space="0" w:color="000000"/>
@@ -3107,9 +3053,7 @@
               <w:pStyle w:val="Normal"/>
               <w:spacing w:before="0" w:after="0"/>
               <w:jc w:val="center"/>
-              <w:rPr>
-                <w:sz w:val="16"/>
-              </w:rPr>
+              <w:rPr/>
             </w:pPr>
             <w:r>
               <w:rPr>
@@ -3158,7 +3102,7 @@
         </w:tc>
         <w:tc>
           <w:tcPr>
-            <w:tcW w:w="4878" w:type="dxa"/>
+            <w:tcW w:w="4877" w:type="dxa"/>
             <w:gridSpan w:val="9"/>
             <w:tcBorders>
               <w:top w:val="single" w:sz="12" w:space="0" w:color="000000"/>
@@ -3172,9 +3116,7 @@
             <w:pPr>
               <w:pStyle w:val="Normal"/>
               <w:jc w:val="center"/>
-              <w:rPr>
-                <w:sz w:val="16"/>
-              </w:rPr>
+              <w:rPr/>
             </w:pPr>
             <w:r>
               <w:rPr>
@@ -3218,7 +3160,7 @@
         </w:tc>
         <w:tc>
           <w:tcPr>
-            <w:tcW w:w="937" w:type="dxa"/>
+            <w:tcW w:w="938" w:type="dxa"/>
             <w:gridSpan w:val="2"/>
             <w:tcBorders>
               <w:top w:val="single" w:sz="12" w:space="0" w:color="000000"/>
@@ -3265,9 +3207,7 @@
               <w:pStyle w:val="Normal"/>
               <w:spacing w:before="0" w:after="0"/>
               <w:jc w:val="center"/>
-              <w:rPr>
-                <w:sz w:val="16"/>
-              </w:rPr>
+              <w:rPr/>
             </w:pPr>
             <w:r>
               <w:rPr>
@@ -3316,7 +3256,7 @@
         </w:tc>
         <w:tc>
           <w:tcPr>
-            <w:tcW w:w="4878" w:type="dxa"/>
+            <w:tcW w:w="4877" w:type="dxa"/>
             <w:gridSpan w:val="9"/>
             <w:tcBorders>
               <w:top w:val="single" w:sz="12" w:space="0" w:color="000000"/>
@@ -3330,9 +3270,7 @@
             <w:pPr>
               <w:pStyle w:val="Normal"/>
               <w:jc w:val="center"/>
-              <w:rPr>
-                <w:sz w:val="16"/>
-              </w:rPr>
+              <w:rPr/>
             </w:pPr>
             <w:r>
               <w:rPr>
@@ -3376,7 +3314,7 @@
         </w:tc>
         <w:tc>
           <w:tcPr>
-            <w:tcW w:w="937" w:type="dxa"/>
+            <w:tcW w:w="938" w:type="dxa"/>
             <w:gridSpan w:val="2"/>
             <w:tcBorders>
               <w:top w:val="single" w:sz="12" w:space="0" w:color="000000"/>
@@ -3423,9 +3361,7 @@
               <w:pStyle w:val="Normal"/>
               <w:spacing w:before="0" w:after="0"/>
               <w:jc w:val="center"/>
-              <w:rPr>
-                <w:sz w:val="16"/>
-              </w:rPr>
+              <w:rPr/>
             </w:pPr>
             <w:r>
               <w:rPr>
@@ -3474,7 +3410,7 @@
         </w:tc>
         <w:tc>
           <w:tcPr>
-            <w:tcW w:w="4878" w:type="dxa"/>
+            <w:tcW w:w="4877" w:type="dxa"/>
             <w:gridSpan w:val="9"/>
             <w:tcBorders>
               <w:top w:val="single" w:sz="12" w:space="0" w:color="000000"/>
@@ -3488,9 +3424,7 @@
             <w:pPr>
               <w:pStyle w:val="Normal"/>
               <w:jc w:val="center"/>
-              <w:rPr>
-                <w:sz w:val="16"/>
-              </w:rPr>
+              <w:rPr/>
             </w:pPr>
             <w:r>
               <w:rPr>
@@ -3534,7 +3468,7 @@
         </w:tc>
         <w:tc>
           <w:tcPr>
-            <w:tcW w:w="937" w:type="dxa"/>
+            <w:tcW w:w="938" w:type="dxa"/>
             <w:gridSpan w:val="2"/>
             <w:tcBorders>
               <w:top w:val="single" w:sz="12" w:space="0" w:color="000000"/>
@@ -3581,9 +3515,7 @@
               <w:pStyle w:val="Normal"/>
               <w:spacing w:before="0" w:after="0"/>
               <w:jc w:val="center"/>
-              <w:rPr>
-                <w:sz w:val="16"/>
-              </w:rPr>
+              <w:rPr/>
             </w:pPr>
             <w:r>
               <w:rPr>
@@ -3715,6 +3647,7 @@
           <w:p>
             <w:pPr>
               <w:pStyle w:val="Normal"/>
+              <w:jc w:val="center"/>
               <w:rPr>
                 <w:sz w:val="18"/>
               </w:rPr>
@@ -3735,7 +3668,7 @@
         </w:trPr>
         <w:tc>
           <w:tcPr>
-            <w:tcW w:w="5226" w:type="dxa"/>
+            <w:tcW w:w="5225" w:type="dxa"/>
             <w:gridSpan w:val="7"/>
             <w:tcBorders>
               <w:top w:val="single" w:sz="18" w:space="0" w:color="000000"/>
@@ -3764,7 +3697,7 @@
         </w:tc>
         <w:tc>
           <w:tcPr>
-            <w:tcW w:w="4933" w:type="dxa"/>
+            <w:tcW w:w="4934" w:type="dxa"/>
             <w:gridSpan w:val="13"/>
             <w:tcBorders>
               <w:top w:val="single" w:sz="18" w:space="0" w:color="000000"/>
@@ -3799,7 +3732,7 @@
         </w:trPr>
         <w:tc>
           <w:tcPr>
-            <w:tcW w:w="5226" w:type="dxa"/>
+            <w:tcW w:w="5225" w:type="dxa"/>
             <w:gridSpan w:val="7"/>
             <w:tcBorders>
               <w:top w:val="single" w:sz="12" w:space="0" w:color="000000"/>
@@ -3826,7 +3759,7 @@
         </w:tc>
         <w:tc>
           <w:tcPr>
-            <w:tcW w:w="4933" w:type="dxa"/>
+            <w:tcW w:w="4934" w:type="dxa"/>
             <w:gridSpan w:val="13"/>
             <w:tcBorders>
               <w:top w:val="single" w:sz="12" w:space="0" w:color="000000"/>
@@ -3858,7 +3791,7 @@
         </w:trPr>
         <w:tc>
           <w:tcPr>
-            <w:tcW w:w="5226" w:type="dxa"/>
+            <w:tcW w:w="5225" w:type="dxa"/>
             <w:gridSpan w:val="7"/>
             <w:tcBorders>
               <w:top w:val="single" w:sz="12" w:space="0" w:color="000000"/>
@@ -3885,7 +3818,7 @@
         </w:tc>
         <w:tc>
           <w:tcPr>
-            <w:tcW w:w="4933" w:type="dxa"/>
+            <w:tcW w:w="4934" w:type="dxa"/>
             <w:gridSpan w:val="13"/>
             <w:tcBorders>
               <w:top w:val="single" w:sz="12" w:space="0" w:color="000000"/>
@@ -3918,7 +3851,7 @@
         </w:trPr>
         <w:tc>
           <w:tcPr>
-            <w:tcW w:w="5226" w:type="dxa"/>
+            <w:tcW w:w="5225" w:type="dxa"/>
             <w:gridSpan w:val="7"/>
             <w:tcBorders>
               <w:top w:val="single" w:sz="18" w:space="0" w:color="000000"/>
@@ -3958,7 +3891,7 @@
         </w:tc>
         <w:tc>
           <w:tcPr>
-            <w:tcW w:w="4933" w:type="dxa"/>
+            <w:tcW w:w="4934" w:type="dxa"/>
             <w:gridSpan w:val="13"/>
             <w:tcBorders>
               <w:top w:val="single" w:sz="18" w:space="0" w:color="000000"/>
@@ -4013,11 +3946,11 @@
         </w:tblCellMar>
       </w:tblPr>
       <w:tblGrid>
-        <w:gridCol w:w="2798"/>
+        <w:gridCol w:w="2797"/>
         <w:gridCol w:w="1520"/>
         <w:gridCol w:w="2763"/>
         <w:gridCol w:w="1471"/>
-        <w:gridCol w:w="1607"/>
+        <w:gridCol w:w="1608"/>
       </w:tblGrid>
       <w:tr>
         <w:trPr>
@@ -4056,7 +3989,7 @@
         </w:trPr>
         <w:tc>
           <w:tcPr>
-            <w:tcW w:w="2798" w:type="dxa"/>
+            <w:tcW w:w="2797" w:type="dxa"/>
             <w:tcBorders>
               <w:top w:val="single" w:sz="18" w:space="0" w:color="000000"/>
               <w:left w:val="single" w:sz="18" w:space="0" w:color="000000"/>
@@ -4179,7 +4112,7 @@
         </w:tc>
         <w:tc>
           <w:tcPr>
-            <w:tcW w:w="1607" w:type="dxa"/>
+            <w:tcW w:w="1608" w:type="dxa"/>
             <w:tcBorders>
               <w:top w:val="single" w:sz="18" w:space="0" w:color="000000"/>
               <w:left w:val="single" w:sz="2" w:space="0" w:color="000000"/>
@@ -4216,7 +4149,7 @@
         </w:trPr>
         <w:tc>
           <w:tcPr>
-            <w:tcW w:w="2798" w:type="dxa"/>
+            <w:tcW w:w="2797" w:type="dxa"/>
             <w:tcBorders>
               <w:top w:val="single" w:sz="2" w:space="0" w:color="000000"/>
               <w:left w:val="single" w:sz="18" w:space="0" w:color="000000"/>
@@ -4331,7 +4264,7 @@
         </w:tc>
         <w:tc>
           <w:tcPr>
-            <w:tcW w:w="1607" w:type="dxa"/>
+            <w:tcW w:w="1608" w:type="dxa"/>
             <w:tcBorders>
               <w:top w:val="single" w:sz="18" w:space="0" w:color="000000"/>
               <w:left w:val="single" w:sz="2" w:space="0" w:color="000000"/>
@@ -4457,7 +4390,7 @@
     <w:pPr>
       <w:widowControl/>
       <w:suppressAutoHyphens w:val="true"/>
-      <w:overflowPunct w:val="true"/>
+      <w:overflowPunct w:val="false"/>
       <w:bidi w:val="0"/>
       <w:spacing w:before="0" w:after="0"/>
       <w:jc w:val="left"/>
@@ -4655,15 +4588,15 @@
       <w:rFonts w:cs="Lucida Sans"/>
     </w:rPr>
   </w:style>
-  <w:style w:type="paragraph" w:styleId="Cabealhoerodap">
-    <w:name w:val="Cabeçalho e rodapé"/>
+  <w:style w:type="paragraph" w:styleId="Cabealhoerodapuser">
+    <w:name w:val="Cabeçalho e rodapé (user)"/>
     <w:basedOn w:val="Normal"/>
     <w:qFormat/>
     <w:pPr/>
     <w:rPr/>
   </w:style>
-  <w:style w:type="paragraph" w:styleId="Cabealhoerodapuser">
-    <w:name w:val="Cabeçalho e rodapé (user)"/>
+  <w:style w:type="paragraph" w:styleId="Cabealhoerodap">
+    <w:name w:val="Cabeçalho e rodapé"/>
     <w:basedOn w:val="Normal"/>
     <w:qFormat/>
     <w:pPr/>
@@ -4693,6 +4626,16 @@
     </w:pPr>
     <w:rPr/>
   </w:style>
+  <w:style w:type="paragraph" w:styleId="Contedodatabelauser">
+    <w:name w:val="Conteúdo da tabela (user)"/>
+    <w:basedOn w:val="Normal"/>
+    <w:qFormat/>
+    <w:pPr>
+      <w:widowControl w:val="false"/>
+      <w:suppressLineNumbers/>
+    </w:pPr>
+    <w:rPr/>
+  </w:style>
   <w:style w:type="paragraph" w:styleId="Contedodatabela">
     <w:name w:val="Conteúdo da tabela"/>
     <w:basedOn w:val="Normal"/>
@@ -4703,15 +4646,18 @@
     </w:pPr>
     <w:rPr/>
   </w:style>
-  <w:style w:type="paragraph" w:styleId="Contedodatabelauser">
-    <w:name w:val="Conteúdo da tabela (user)"/>
-    <w:basedOn w:val="Normal"/>
+  <w:style w:type="paragraph" w:styleId="Ttulodetabela">
+    <w:name w:val="Título de tabela"/>
+    <w:basedOn w:val="Contedodatabela"/>
     <w:qFormat/>
     <w:pPr>
-      <w:widowControl w:val="false"/>
       <w:suppressLineNumbers/>
+      <w:jc w:val="center"/>
     </w:pPr>
-    <w:rPr/>
+    <w:rPr>
+      <w:b/>
+      <w:bCs/>
+    </w:rPr>
   </w:style>
   <w:style w:type="paragraph" w:styleId="Ttulodetabelauser">
     <w:name w:val="Título de tabela (user)"/>
@@ -4726,21 +4672,8 @@
       <w:bCs/>
     </w:rPr>
   </w:style>
-  <w:style w:type="paragraph" w:styleId="Ttulodetabela">
-    <w:name w:val="Título de tabela"/>
-    <w:basedOn w:val="Contedodatabela"/>
-    <w:qFormat/>
-    <w:pPr>
-      <w:suppressLineNumbers/>
-      <w:jc w:val="center"/>
-    </w:pPr>
-    <w:rPr>
-      <w:b/>
-      <w:bCs/>
-    </w:rPr>
-  </w:style>
-  <w:style w:type="numbering" w:styleId="Semlista">
-    <w:name w:val="Sem lista"/>
+  <w:style w:type="numbering" w:styleId="Semlistauser">
+    <w:name w:val="Sem lista (user)"/>
     <w:qFormat/>
   </w:style>
 </w:styles>
